--- a/templates/openagreements-cc-by-4.0/openagreements-founder-stock-assignment-separate/template.docx
+++ b/templates/openagreements-cc-by-4.0/openagreements-founder-stock-assignment-separate/template.docx
@@ -38,18 +38,6 @@
       </w:r>
       <w:r>
         <w:t xml:space="preserve">, a Delaware corporation (the "Company"), to effect the transfer of the shares described below.</w:t>
-      </w:r>
-    </w:p>
-    <w:p>
-      <w:pPr>
-        <w:pStyle w:val="OABody"/>
-      </w:pPr>
-      <w:r>
-        <w:rPr>
-          <w:i/>
-          <w:iCs/>
-        </w:rPr>
-        <w:t xml:space="preserve">Note: This Stock Power is a supporting instrument. It is frequently signed in blank at the time shares are issued and held with the Assignor's Restricted Stock Purchase Agreement or in escrow; it is completed and delivered when the Company repurchases the shares. Under Section 159 of the Delaware General Corporation Law shares are personal property transferable on the Company's books (consistent with Article 8 of the Uniform Commercial Code). A repurchase for cash is subject to the Section 160 surplus limit and potential director liability under Section 174, and fair-market-value, Section 409A, and QSBS considerations may apply; consult counsel before completing a cash buyback of vested shares.</w:t>
       </w:r>
     </w:p>
     <w:p>
@@ -388,7 +376,7 @@
         <w:spacing w:before="0" w:after="120" w:line="340" w:lineRule="auto"/>
       </w:pPr>
       <w:r>
-        <w:t xml:space="preserve">This Stock Power is executed pursuant to Section 159 of the Delaware General Corporation Law, under which shares of stock are personal property transferable on the books of the corporation. This Stock Power is delivered in connection with, and is subject to the terms of, the Assignor's Restricted Stock Purchase Agreement and the Company's repurchase of the shares described above, and it is not intended to restate or modify the terms of that agreement.</w:t>
+        <w:t xml:space="preserve">This Stock Power is delivered under the Assignor's Restricted Stock Purchase Agreement in connection with the Company's repurchase of the shares described above and does not modify the terms of that agreement.</w:t>
       </w:r>
     </w:p>
     <w:p>

--- a/templates/openagreements-cc-by-4.0/openagreements-founder-stock-assignment-separate/template.docx
+++ b/templates/openagreements-cc-by-4.0/openagreements-founder-stock-assignment-separate/template.docx
@@ -1071,169 +1071,79 @@
 
 <file path=word/header1.xml><?xml version="1.0" encoding="utf-8"?>
 <w:hdr xmlns:w="http://schemas.openxmlformats.org/wordprocessingml/2006/main" xmlns:r="http://schemas.openxmlformats.org/officeDocument/2006/relationships">
-  <w:tbl>
-    <w:tblPr>
-      <w:tblW w:w="10080" w:type="dxa"/>
-      <w:tblBorders>
-        <w:top w:val="none" w:sz="0" w:space="0" w:color="auto"/>
-        <w:left w:val="none" w:sz="0" w:space="0" w:color="auto"/>
+  <w:p>
+    <w:pPr>
+      <w:pBdr>
         <w:bottom w:val="single" w:sz="8" w:space="0" w:color="107087"/>
-        <w:right w:val="none" w:sz="0" w:space="0" w:color="auto"/>
-        <w:insideH w:val="none" w:sz="0" w:space="0" w:color="auto"/>
-        <w:insideV w:val="none" w:sz="0" w:space="0" w:color="auto"/>
-      </w:tblBorders>
-      <w:tblLayout w:type="fixed"/>
-    </w:tblPr>
-    <w:tblGrid>
-      <w:gridCol w:w="10080"/>
-    </w:tblGrid>
-    <w:tr>
-      <w:tc>
-        <w:tcPr>
-          <w:tcW w:w="10080" w:type="dxa"/>
-          <w:tcBorders>
-            <w:bottom w:val="single" w:sz="8" w:space="0" w:color="107087"/>
-          </w:tcBorders>
-          <w:tcMar>
-            <w:top w:w="0" w:type="dxa"/>
-            <w:left w:w="0" w:type="dxa"/>
-            <w:bottom w:w="40" w:type="dxa"/>
-            <w:right w:w="0" w:type="dxa"/>
-          </w:tcMar>
-        </w:tcPr>
-        <w:p>
-          <w:pPr>
-            <w:spacing w:after="0"/>
-            <w:jc w:val="right"/>
-          </w:pPr>
-          <w:r>
-            <w:rPr>
-              <w:rFonts w:ascii="Arial" w:hAnsi="Arial" w:cs="Arial"/>
-              <w:b/>
-              <w:bCs/>
-              <w:caps/>
-              <w:color w:val="107087"/>
-              <w:sz w:val="18"/>
-              <w:szCs w:val="18"/>
-            </w:rPr>
-            <w:t xml:space="preserve">Key Terms</w:t>
-          </w:r>
-        </w:p>
-      </w:tc>
-    </w:tr>
-  </w:tbl>
+      </w:pBdr>
+      <w:spacing w:after="0"/>
+      <w:jc w:val="right"/>
+    </w:pPr>
+    <w:r>
+      <w:rPr>
+        <w:rFonts w:ascii="Arial" w:hAnsi="Arial" w:cs="Arial"/>
+        <w:b/>
+        <w:bCs/>
+        <w:caps/>
+        <w:color w:val="107087"/>
+        <w:sz w:val="18"/>
+        <w:szCs w:val="18"/>
+      </w:rPr>
+      <w:t xml:space="preserve">Key Terms</w:t>
+    </w:r>
+  </w:p>
 </w:hdr>
 </file>
 
 <file path=word/header2.xml><?xml version="1.0" encoding="utf-8"?>
 <w:hdr xmlns:w="http://schemas.openxmlformats.org/wordprocessingml/2006/main" xmlns:r="http://schemas.openxmlformats.org/officeDocument/2006/relationships">
-  <w:tbl>
-    <w:tblPr>
-      <w:tblW w:w="10080" w:type="dxa"/>
-      <w:tblBorders>
-        <w:top w:val="none" w:sz="0" w:space="0" w:color="auto"/>
-        <w:left w:val="none" w:sz="0" w:space="0" w:color="auto"/>
+  <w:p>
+    <w:pPr>
+      <w:pBdr>
         <w:bottom w:val="single" w:sz="8" w:space="0" w:color="107087"/>
-        <w:right w:val="none" w:sz="0" w:space="0" w:color="auto"/>
-        <w:insideH w:val="none" w:sz="0" w:space="0" w:color="auto"/>
-        <w:insideV w:val="none" w:sz="0" w:space="0" w:color="auto"/>
-      </w:tblBorders>
-      <w:tblLayout w:type="fixed"/>
-    </w:tblPr>
-    <w:tblGrid>
-      <w:gridCol w:w="10080"/>
-    </w:tblGrid>
-    <w:tr>
-      <w:tc>
-        <w:tcPr>
-          <w:tcW w:w="10080" w:type="dxa"/>
-          <w:tcBorders>
-            <w:bottom w:val="single" w:sz="8" w:space="0" w:color="107087"/>
-          </w:tcBorders>
-          <w:tcMar>
-            <w:top w:w="0" w:type="dxa"/>
-            <w:left w:w="0" w:type="dxa"/>
-            <w:bottom w:w="40" w:type="dxa"/>
-            <w:right w:w="0" w:type="dxa"/>
-          </w:tcMar>
-        </w:tcPr>
-        <w:p>
-          <w:pPr>
-            <w:spacing w:after="0"/>
-            <w:jc w:val="right"/>
-          </w:pPr>
-          <w:r>
-            <w:rPr>
-              <w:rFonts w:ascii="Arial" w:hAnsi="Arial" w:cs="Arial"/>
-              <w:b/>
-              <w:bCs/>
-              <w:caps/>
-              <w:color w:val="107087"/>
-              <w:sz w:val="18"/>
-              <w:szCs w:val="18"/>
-            </w:rPr>
-            <w:t xml:space="preserve">Assignment</w:t>
-          </w:r>
-        </w:p>
-      </w:tc>
-    </w:tr>
-  </w:tbl>
+      </w:pBdr>
+      <w:spacing w:after="0"/>
+      <w:jc w:val="right"/>
+    </w:pPr>
+    <w:r>
+      <w:rPr>
+        <w:rFonts w:ascii="Arial" w:hAnsi="Arial" w:cs="Arial"/>
+        <w:b/>
+        <w:bCs/>
+        <w:caps/>
+        <w:color w:val="107087"/>
+        <w:sz w:val="18"/>
+        <w:szCs w:val="18"/>
+      </w:rPr>
+      <w:t xml:space="preserve">Assignment</w:t>
+    </w:r>
+  </w:p>
 </w:hdr>
 </file>
 
 <file path=word/header3.xml><?xml version="1.0" encoding="utf-8"?>
 <w:hdr xmlns:w="http://schemas.openxmlformats.org/wordprocessingml/2006/main" xmlns:r="http://schemas.openxmlformats.org/officeDocument/2006/relationships">
-  <w:tbl>
-    <w:tblPr>
-      <w:tblW w:w="10080" w:type="dxa"/>
-      <w:tblBorders>
-        <w:top w:val="none" w:sz="0" w:space="0" w:color="auto"/>
-        <w:left w:val="none" w:sz="0" w:space="0" w:color="auto"/>
+  <w:p>
+    <w:pPr>
+      <w:pBdr>
         <w:bottom w:val="single" w:sz="8" w:space="0" w:color="107087"/>
-        <w:right w:val="none" w:sz="0" w:space="0" w:color="auto"/>
-        <w:insideH w:val="none" w:sz="0" w:space="0" w:color="auto"/>
-        <w:insideV w:val="none" w:sz="0" w:space="0" w:color="auto"/>
-      </w:tblBorders>
-      <w:tblLayout w:type="fixed"/>
-    </w:tblPr>
-    <w:tblGrid>
-      <w:gridCol w:w="10080"/>
-    </w:tblGrid>
-    <w:tr>
-      <w:tc>
-        <w:tcPr>
-          <w:tcW w:w="10080" w:type="dxa"/>
-          <w:tcBorders>
-            <w:bottom w:val="single" w:sz="8" w:space="0" w:color="107087"/>
-          </w:tcBorders>
-          <w:tcMar>
-            <w:top w:w="0" w:type="dxa"/>
-            <w:left w:w="0" w:type="dxa"/>
-            <w:bottom w:w="40" w:type="dxa"/>
-            <w:right w:w="0" w:type="dxa"/>
-          </w:tcMar>
-        </w:tcPr>
-        <w:p>
-          <w:pPr>
-            <w:spacing w:after="0"/>
-            <w:jc w:val="right"/>
-          </w:pPr>
-          <w:r>
-            <w:rPr>
-              <w:rFonts w:ascii="Arial" w:hAnsi="Arial" w:cs="Arial"/>
-              <w:b/>
-              <w:bCs/>
-              <w:caps/>
-              <w:color w:val="107087"/>
-              <w:sz w:val="18"/>
-              <w:szCs w:val="18"/>
-            </w:rPr>
-            <w:t xml:space="preserve">Signature Page</w:t>
-          </w:r>
-        </w:p>
-      </w:tc>
-    </w:tr>
-  </w:tbl>
+      </w:pBdr>
+      <w:spacing w:after="0"/>
+      <w:jc w:val="right"/>
+    </w:pPr>
+    <w:r>
+      <w:rPr>
+        <w:rFonts w:ascii="Arial" w:hAnsi="Arial" w:cs="Arial"/>
+        <w:b/>
+        <w:bCs/>
+        <w:caps/>
+        <w:color w:val="107087"/>
+        <w:sz w:val="18"/>
+        <w:szCs w:val="18"/>
+      </w:rPr>
+      <w:t xml:space="preserve">Signature Page</w:t>
+    </w:r>
+  </w:p>
 </w:hdr>
 </file>
 
